--- a/002-maze-madness/worksheets/week8-beginner.docx
+++ b/002-maze-madness/worksheets/week8-beginner.docx
@@ -13,7 +13,7 @@
           <w:b/>
           <w:sz w:val="40"/>
         </w:rPr>
-        <w:t>🏆 M002 Week 8 — English Worksheet (Beginner)</w:t>
+        <w:t>🏆 M002 Week 8 — Final Cube Maze</w:t>
       </w:r>
     </w:p>
     <w:p>
@@ -28,7 +28,7 @@
         <w:t>Topic:</w:t>
       </w:r>
       <w:r>
-        <w:t xml:space="preserve"> Capstone — 20×20×20 Cube Maze · </w:t>
+        <w:t xml:space="preserve"> Final Cube Maze · </w:t>
       </w:r>
       <w:r>
         <w:rPr>
@@ -55,7 +55,7 @@
         <w:t>Time:</w:t>
       </w:r>
       <w:r>
-        <w:t xml:space="preserve"> about 45 minutes</w:t>
+        <w:t xml:space="preserve"> about 25 minutes</w:t>
       </w:r>
     </w:p>
     <w:p>
@@ -64,16 +64,7 @@
         <w:keepLines/>
       </w:pPr>
       <w:r>
-        <w:t xml:space="preserve">This is the </w:t>
-      </w:r>
-      <w:r>
-        <w:rPr>
-          <w:b/>
-        </w:rPr>
-        <w:t>final project</w:t>
-      </w:r>
-      <w:r>
-        <w:t>. You design your own maze with a redstone door and a lever, then write code that solves it.</w:t>
+        <w:t>Last week! Build a cube maze. Code the agent to solve it.</w:t>
       </w:r>
     </w:p>
     <w:p>
@@ -89,7 +80,7 @@
           <w:color w:val="1A4D2E"/>
           <w:sz w:val="30"/>
         </w:rPr>
-        <w:t>1 · Predict 🔮</w:t>
+        <w:t>1 · Plan 🔮</w:t>
       </w:r>
     </w:p>
     <w:p>
@@ -98,7 +89,7 @@
         <w:keepLines/>
       </w:pPr>
       <w:r>
-        <w:t>Read the steps. Before you imagine the agent doing it, circle or write your answer.</w:t>
+        <w:t>Your maze needs:</w:t>
       </w:r>
     </w:p>
     <w:p>
@@ -114,15 +105,13 @@
           <w:rFonts w:ascii="Consolas" w:hAnsi="Consolas" w:cs="Consolas"/>
           <w:sz w:val="21"/>
         </w:rPr>
-        <w:t>Your maze needs:</w:t>
-        <w:br/>
         <w:t>- walls</w:t>
         <w:br/>
-        <w:t>- 1 redstone door</w:t>
+        <w:t>- 1 door</w:t>
         <w:br/>
         <w:t>- 1 lever</w:t>
         <w:br/>
-        <w:t>- a start and a finish</w:t>
+        <w:t>- start and finish</w:t>
       </w:r>
     </w:p>
     <w:p>
@@ -134,20 +123,7 @@
         <w:rPr>
           <w:b/>
         </w:rPr>
-        <w:t>Sketch (in words) your maze. Where is the start? Where is the goal? Where is the lever?</w:t>
-      </w:r>
-    </w:p>
-    <w:p>
-      <w:pPr>
-        <w:spacing w:after="0" w:before="0" w:line="520" w:lineRule="exact"/>
-        <w:keepNext/>
-        <w:keepLines/>
-        <w:pBdr>
-          <w:bottom w:val="single" w:sz="6" w:space="1" w:color="C9C9C9"/>
-        </w:pBdr>
-      </w:pPr>
-      <w:r>
-        <w:t xml:space="preserve"> </w:t>
+        <w:t>Where is the lever? One word:</w:t>
       </w:r>
     </w:p>
     <w:p>
@@ -191,6 +167,22 @@
     </w:p>
     <w:p>
       <w:pPr>
+        <w:keepNext/>
+        <w:keepLines/>
+        <w:pageBreakBefore/>
+        <w:spacing w:before="40" w:after="120"/>
+      </w:pPr>
+      <w:r>
+        <w:rPr>
+          <w:b/>
+          <w:color w:val="1A4D2E"/>
+          <w:sz w:val="30"/>
+        </w:rPr>
+        <w:t>2 · Circle 🔮</w:t>
+      </w:r>
+    </w:p>
+    <w:p>
+      <w:pPr>
         <w:spacing w:before="40" w:after="160"/>
         <w:ind w:left="288"/>
         <w:keepNext/>
@@ -202,17 +194,17 @@
           <w:rFonts w:ascii="Consolas" w:hAnsi="Consolas" w:cs="Consolas"/>
           <w:sz w:val="21"/>
         </w:rPr>
-        <w:t>keep doing until at goal:</w:t>
+        <w:t>keep going until at goal:</w:t>
         <w:br/>
         <w:t xml:space="preserve">    if wall ahead:</w:t>
         <w:br/>
         <w:t xml:space="preserve">        turn right</w:t>
         <w:br/>
-        <w:t xml:space="preserve">    otherwise if lever ahead:</w:t>
+        <w:t xml:space="preserve">    else if lever ahead:</w:t>
         <w:br/>
-        <w:t xml:space="preserve">        interact ahead</w:t>
+        <w:t xml:space="preserve">        interact</w:t>
         <w:br/>
-        <w:t xml:space="preserve">    otherwise:</w:t>
+        <w:t xml:space="preserve">    else:</w:t>
         <w:br/>
         <w:t xml:space="preserve">        move forward</w:t>
       </w:r>
@@ -226,7 +218,7 @@
         <w:rPr>
           <w:b/>
         </w:rPr>
-        <w:t>The agent reaches the lever. What does it do? Circle one:</w:t>
+        <w:t>Agent sees a lever. Circle one:</w:t>
       </w:r>
       <w:r>
         <w:t xml:space="preserve"> turn right · interact · move forward</w:t>
@@ -284,51 +276,7 @@
           <w:color w:val="1A4D2E"/>
           <w:sz w:val="30"/>
         </w:rPr>
-        <w:t>2 · Find the Difference 🐛</w:t>
-      </w:r>
-    </w:p>
-    <w:p>
-      <w:pPr>
-        <w:keepNext/>
-        <w:keepLines/>
-      </w:pPr>
-      <w:r>
-        <w:t>Each pair shows clean steps first, then a broken version of the same idea. Circle what's different and write one short sentence about the bug.</w:t>
-      </w:r>
-    </w:p>
-    <w:p>
-      <w:pPr>
-        <w:keepNext/>
-        <w:keepLines/>
-      </w:pPr>
-      <w:r>
-        <w:rPr>
-          <w:b/>
-        </w:rPr>
-        <w:t>Pair A</w:t>
-      </w:r>
-      <w:r>
-        <w:t xml:space="preserve"> — The agent should </w:t>
-      </w:r>
-      <w:r>
-        <w:rPr>
-          <w:rFonts w:ascii="Consolas" w:hAnsi="Consolas" w:cs="Consolas"/>
-          <w:sz w:val="21"/>
-          <w:shd w:val="clear" w:fill="EEEEEE"/>
-        </w:rPr>
-        <w:t>interact</w:t>
-      </w:r>
-      <w:r>
-        <w:t xml:space="preserve"> only when there is a </w:t>
-      </w:r>
-      <w:r>
-        <w:rPr>
-          <w:b/>
-        </w:rPr>
-        <w:t>lever</w:t>
-      </w:r>
-      <w:r>
-        <w:t xml:space="preserve"> ahead.</w:t>
+        <w:t>3 · Fill One Blank ✏️</w:t>
       </w:r>
     </w:p>
     <w:p>
@@ -344,160 +292,13 @@
           <w:rFonts w:ascii="Consolas" w:hAnsi="Consolas" w:cs="Consolas"/>
           <w:sz w:val="21"/>
         </w:rPr>
-        <w:t># clean</w:t>
-        <w:br/>
-        <w:t>if lever ahead:</w:t>
-        <w:br/>
-        <w:t xml:space="preserve">    interact ahead</w:t>
-        <w:br/>
-        <w:t>otherwise:</w:t>
-        <w:br/>
-        <w:t xml:space="preserve">    move forward</w:t>
-      </w:r>
-    </w:p>
-    <w:p>
-      <w:pPr>
-        <w:spacing w:before="40" w:after="160"/>
-        <w:ind w:left="288"/>
-        <w:keepNext/>
-        <w:keepLines/>
-        <w:shd w:val="clear" w:fill="F4F4F4"/>
-      </w:pPr>
-      <w:r>
-        <w:rPr>
-          <w:rFonts w:ascii="Consolas" w:hAnsi="Consolas" w:cs="Consolas"/>
-          <w:sz w:val="21"/>
-        </w:rPr>
-        <w:t># buggy</w:t>
-        <w:br/>
-        <w:t>interact ahead</w:t>
-        <w:br/>
-        <w:t>move forward</w:t>
-      </w:r>
-    </w:p>
-    <w:p>
-      <w:pPr>
-        <w:keepNext/>
-        <w:keepLines/>
-      </w:pPr>
-      <w:r>
-        <w:rPr>
-          <w:b/>
-        </w:rPr>
-        <w:t>What is wrong?</w:t>
-      </w:r>
-    </w:p>
-    <w:p>
-      <w:pPr>
-        <w:spacing w:after="0" w:before="0" w:line="520" w:lineRule="exact"/>
-        <w:keepNext/>
-        <w:keepLines/>
-        <w:pBdr>
-          <w:bottom w:val="single" w:sz="6" w:space="1" w:color="C9C9C9"/>
-        </w:pBdr>
-      </w:pPr>
-      <w:r>
-        <w:t xml:space="preserve"> </w:t>
-      </w:r>
-    </w:p>
-    <w:p>
-      <w:pPr>
-        <w:spacing w:after="0" w:before="0" w:line="520" w:lineRule="exact"/>
-        <w:keepNext/>
-        <w:keepLines/>
-        <w:pBdr>
-          <w:bottom w:val="single" w:sz="6" w:space="1" w:color="C9C9C9"/>
-        </w:pBdr>
-      </w:pPr>
-      <w:r>
-        <w:t xml:space="preserve"> </w:t>
-      </w:r>
-    </w:p>
-    <w:p>
-      <w:pPr>
-        <w:spacing w:after="0" w:before="0" w:line="520" w:lineRule="exact"/>
-        <w:keepNext w:val="0"/>
-        <w:keepLines/>
-        <w:pBdr>
-          <w:bottom w:val="single" w:sz="6" w:space="1" w:color="C9C9C9"/>
-        </w:pBdr>
-      </w:pPr>
-      <w:r>
-        <w:t xml:space="preserve"> </w:t>
-      </w:r>
-    </w:p>
-    <w:p>
-      <w:pPr>
-        <w:keepNext/>
-        <w:keepLines/>
-      </w:pPr>
-      <w:r>
-        <w:rPr>
-          <w:b/>
-        </w:rPr>
-        <w:t>Pair B</w:t>
-      </w:r>
-      <w:r>
-        <w:t xml:space="preserve"> — The agent should </w:t>
-      </w:r>
-      <w:r>
-        <w:rPr>
-          <w:b/>
-        </w:rPr>
-        <w:t>stop</w:t>
-      </w:r>
-      <w:r>
-        <w:t xml:space="preserve"> when it reaches the goal.</w:t>
-      </w:r>
-    </w:p>
-    <w:p>
-      <w:pPr>
-        <w:spacing w:before="40" w:after="160"/>
-        <w:ind w:left="288"/>
-        <w:keepNext/>
-        <w:keepLines/>
-        <w:shd w:val="clear" w:fill="F4F4F4"/>
-      </w:pPr>
-      <w:r>
-        <w:rPr>
-          <w:rFonts w:ascii="Consolas" w:hAnsi="Consolas" w:cs="Consolas"/>
-          <w:sz w:val="21"/>
-        </w:rPr>
-        <w:t># clean</w:t>
-        <w:br/>
-        <w:t>keep doing until at goal:</w:t>
+        <w:t>keep going until ________:</w:t>
         <w:br/>
         <w:t xml:space="preserve">    if wall ahead:</w:t>
         <w:br/>
         <w:t xml:space="preserve">        turn right</w:t>
         <w:br/>
-        <w:t xml:space="preserve">    otherwise:</w:t>
-        <w:br/>
-        <w:t xml:space="preserve">        move forward</w:t>
-      </w:r>
-    </w:p>
-    <w:p>
-      <w:pPr>
-        <w:spacing w:before="40" w:after="160"/>
-        <w:ind w:left="288"/>
-        <w:keepNext/>
-        <w:keepLines/>
-        <w:shd w:val="clear" w:fill="F4F4F4"/>
-      </w:pPr>
-      <w:r>
-        <w:rPr>
-          <w:rFonts w:ascii="Consolas" w:hAnsi="Consolas" w:cs="Consolas"/>
-          <w:sz w:val="21"/>
-        </w:rPr>
-        <w:t># buggy</w:t>
-        <w:br/>
-        <w:t>keep doing forever:</w:t>
-        <w:br/>
-        <w:t xml:space="preserve">    if wall ahead:</w:t>
-        <w:br/>
-        <w:t xml:space="preserve">        turn right</w:t>
-        <w:br/>
-        <w:t xml:space="preserve">    otherwise:</w:t>
+        <w:t xml:space="preserve">    else:</w:t>
         <w:br/>
         <w:t xml:space="preserve">        move forward</w:t>
       </w:r>
@@ -511,7 +312,41 @@
         <w:rPr>
           <w:b/>
         </w:rPr>
-        <w:t>What is wrong? When does the buggy agent stop?</w:t>
+        <w:t>Word bank:</w:t>
+      </w:r>
+      <w:r>
+        <w:t xml:space="preserve"> </w:t>
+      </w:r>
+      <w:r>
+        <w:rPr>
+          <w:rFonts w:ascii="Consolas" w:hAnsi="Consolas" w:cs="Consolas"/>
+          <w:sz w:val="21"/>
+          <w:shd w:val="clear" w:fill="EEEEEE"/>
+        </w:rPr>
+        <w:t>at goal</w:t>
+      </w:r>
+      <w:r>
+        <w:t xml:space="preserve"> · </w:t>
+      </w:r>
+      <w:r>
+        <w:rPr>
+          <w:rFonts w:ascii="Consolas" w:hAnsi="Consolas" w:cs="Consolas"/>
+          <w:sz w:val="21"/>
+          <w:shd w:val="clear" w:fill="EEEEEE"/>
+        </w:rPr>
+        <w:t>forever</w:t>
+      </w:r>
+    </w:p>
+    <w:p>
+      <w:pPr>
+        <w:keepNext/>
+        <w:keepLines/>
+      </w:pPr>
+      <w:r>
+        <w:rPr>
+          <w:b/>
+        </w:rPr>
+        <w:t>Write the blank:</w:t>
       </w:r>
     </w:p>
     <w:p>
@@ -566,7 +401,7 @@
           <w:color w:val="1A4D2E"/>
           <w:sz w:val="30"/>
         </w:rPr>
-        <w:t>3 · Fill the Gap ✏️</w:t>
+        <w:t>4 · Build It 📸</w:t>
       </w:r>
     </w:p>
     <w:p>
@@ -575,207 +410,7 @@
         <w:keepLines/>
       </w:pPr>
       <w:r>
-        <w:t xml:space="preserve">The agent should keep going </w:t>
-      </w:r>
-      <w:r>
-        <w:rPr>
-          <w:b/>
-        </w:rPr>
-        <w:t>until it reaches the goal</w:t>
-      </w:r>
-      <w:r>
-        <w:t>. One part is missing. Fill it in using the word bank.</w:t>
-      </w:r>
-    </w:p>
-    <w:p>
-      <w:pPr>
-        <w:spacing w:before="40" w:after="160"/>
-        <w:ind w:left="288"/>
-        <w:keepNext/>
-        <w:keepLines/>
-        <w:shd w:val="clear" w:fill="F4F4F4"/>
-      </w:pPr>
-      <w:r>
-        <w:rPr>
-          <w:rFonts w:ascii="Consolas" w:hAnsi="Consolas" w:cs="Consolas"/>
-          <w:sz w:val="21"/>
-        </w:rPr>
-        <w:t>keep doing until ____________:</w:t>
-        <w:br/>
-        <w:t xml:space="preserve">    if wall ahead:</w:t>
-        <w:br/>
-        <w:t xml:space="preserve">        turn right</w:t>
-        <w:br/>
-        <w:t xml:space="preserve">    otherwise:</w:t>
-        <w:br/>
-        <w:t xml:space="preserve">        move forward</w:t>
-      </w:r>
-    </w:p>
-    <w:p>
-      <w:pPr>
-        <w:keepNext/>
-        <w:keepLines/>
-      </w:pPr>
-      <w:r>
-        <w:rPr>
-          <w:b/>
-        </w:rPr>
-        <w:t>Word bank:</w:t>
-      </w:r>
-      <w:r>
-        <w:t xml:space="preserve"> </w:t>
-      </w:r>
-      <w:r>
-        <w:rPr>
-          <w:rFonts w:ascii="Consolas" w:hAnsi="Consolas" w:cs="Consolas"/>
-          <w:sz w:val="21"/>
-          <w:shd w:val="clear" w:fill="EEEEEE"/>
-        </w:rPr>
-        <w:t>at goal</w:t>
-      </w:r>
-      <w:r>
-        <w:t xml:space="preserve"> · </w:t>
-      </w:r>
-      <w:r>
-        <w:rPr>
-          <w:rFonts w:ascii="Consolas" w:hAnsi="Consolas" w:cs="Consolas"/>
-          <w:sz w:val="21"/>
-          <w:shd w:val="clear" w:fill="EEEEEE"/>
-        </w:rPr>
-        <w:t>forever</w:t>
-      </w:r>
-      <w:r>
-        <w:t xml:space="preserve"> · </w:t>
-      </w:r>
-      <w:r>
-        <w:rPr>
-          <w:rFonts w:ascii="Consolas" w:hAnsi="Consolas" w:cs="Consolas"/>
-          <w:sz w:val="21"/>
-          <w:shd w:val="clear" w:fill="EEEEEE"/>
-        </w:rPr>
-        <w:t>wall ahead</w:t>
-      </w:r>
-    </w:p>
-    <w:p>
-      <w:pPr>
-        <w:keepNext/>
-        <w:keepLines/>
-      </w:pPr>
-      <w:r>
-        <w:rPr>
-          <w:b/>
-        </w:rPr>
-        <w:t>Write the missing part:</w:t>
-      </w:r>
-    </w:p>
-    <w:p>
-      <w:pPr>
-        <w:spacing w:after="0" w:before="0" w:line="520" w:lineRule="exact"/>
-        <w:keepNext/>
-        <w:keepLines/>
-        <w:pBdr>
-          <w:bottom w:val="single" w:sz="6" w:space="1" w:color="C9C9C9"/>
-        </w:pBdr>
-      </w:pPr>
-      <w:r>
-        <w:t xml:space="preserve"> </w:t>
-      </w:r>
-    </w:p>
-    <w:p>
-      <w:pPr>
-        <w:spacing w:after="0" w:before="0" w:line="520" w:lineRule="exact"/>
-        <w:keepNext/>
-        <w:keepLines/>
-        <w:pBdr>
-          <w:bottom w:val="single" w:sz="6" w:space="1" w:color="C9C9C9"/>
-        </w:pBdr>
-      </w:pPr>
-      <w:r>
-        <w:t xml:space="preserve"> </w:t>
-      </w:r>
-    </w:p>
-    <w:p>
-      <w:pPr>
-        <w:spacing w:after="0" w:before="0" w:line="520" w:lineRule="exact"/>
-        <w:keepNext w:val="0"/>
-        <w:keepLines/>
-        <w:pBdr>
-          <w:bottom w:val="single" w:sz="6" w:space="1" w:color="C9C9C9"/>
-        </w:pBdr>
-      </w:pPr>
-      <w:r>
-        <w:t xml:space="preserve"> </w:t>
-      </w:r>
-    </w:p>
-    <w:p>
-      <w:pPr>
-        <w:keepNext/>
-        <w:keepLines/>
-        <w:pageBreakBefore/>
-        <w:spacing w:before="40" w:after="120"/>
-      </w:pPr>
-      <w:r>
-        <w:rPr>
-          <w:b/>
-          <w:color w:val="1A4D2E"/>
-          <w:sz w:val="30"/>
-        </w:rPr>
-        <w:t>4 · Tell Me What You Built 📸</w:t>
-      </w:r>
-    </w:p>
-    <w:p>
-      <w:pPr>
-        <w:keepNext/>
-        <w:keepLines/>
-      </w:pPr>
-      <w:r>
-        <w:t xml:space="preserve">Now build your </w:t>
-      </w:r>
-      <w:r>
-        <w:rPr>
-          <w:b/>
-        </w:rPr>
-        <w:t>final project</w:t>
-      </w:r>
-      <w:r>
-        <w:t>. Your maze needs:</w:t>
-      </w:r>
-    </w:p>
-    <w:p>
-      <w:pPr>
-        <w:keepNext/>
-        <w:keepLines/>
-        <w:spacing w:after="60"/>
-        <w:ind w:left="576"/>
-      </w:pPr>
-      <w:r>
-        <w:t xml:space="preserve">•  </w:t>
-      </w:r>
-      <w:r>
-        <w:t xml:space="preserve">a </w:t>
-      </w:r>
-      <w:r>
-        <w:rPr>
-          <w:b/>
-        </w:rPr>
-        <w:t>20 × 20 × 20</w:t>
-      </w:r>
-      <w:r>
-        <w:t xml:space="preserve"> cube shape</w:t>
-      </w:r>
-    </w:p>
-    <w:p>
-      <w:pPr>
-        <w:keepNext/>
-        <w:keepLines/>
-        <w:spacing w:after="60"/>
-        <w:ind w:left="576"/>
-      </w:pPr>
-      <w:r>
-        <w:t xml:space="preserve">•  </w:t>
-      </w:r>
-      <w:r>
-        <w:t>walls and a clear path</w:t>
+        <w:t>Build your final maze:</w:t>
       </w:r>
     </w:p>
     <w:p>
@@ -792,7 +427,10 @@
         <w:rPr>
           <w:b/>
         </w:rPr>
-        <w:t>1 redstone door</w:t>
+        <w:t>20 × 20 × 20</w:t>
+      </w:r>
+      <w:r>
+        <w:t xml:space="preserve"> cube</w:t>
       </w:r>
     </w:p>
     <w:p>
@@ -806,13 +444,7 @@
         <w:t xml:space="preserve">•  </w:t>
       </w:r>
       <w:r>
-        <w:rPr>
-          <w:b/>
-        </w:rPr>
-        <w:t>1 lever</w:t>
-      </w:r>
-      <w:r>
-        <w:t xml:space="preserve"> the agent must flip</w:t>
+        <w:t>1 door</w:t>
       </w:r>
     </w:p>
     <w:p>
@@ -826,22 +458,7 @@
         <w:t xml:space="preserve">•  </w:t>
       </w:r>
       <w:r>
-        <w:t xml:space="preserve">a clear </w:t>
-      </w:r>
-      <w:r>
-        <w:rPr>
-          <w:b/>
-        </w:rPr>
-        <w:t>start</w:t>
-      </w:r>
-      <w:r>
-        <w:t xml:space="preserve"> and </w:t>
-      </w:r>
-      <w:r>
-        <w:rPr>
-          <w:b/>
-        </w:rPr>
-        <w:t>finish</w:t>
+        <w:t>1 lever</w:t>
       </w:r>
     </w:p>
     <w:p>
@@ -855,26 +472,21 @@
         <w:t xml:space="preserve">•  </w:t>
       </w:r>
       <w:r>
-        <w:t xml:space="preserve">agent code that solves it using </w:t>
+        <w:t>start and finish</w:t>
+      </w:r>
+    </w:p>
+    <w:p>
+      <w:pPr>
+        <w:keepNext/>
+        <w:keepLines/>
+        <w:spacing w:after="60"/>
+        <w:ind w:left="576"/>
+      </w:pPr>
+      <w:r>
+        <w:t xml:space="preserve">•  </w:t>
       </w:r>
       <w:r>
-        <w:rPr>
-          <w:rFonts w:ascii="Consolas" w:hAnsi="Consolas" w:cs="Consolas"/>
-          <w:sz w:val="21"/>
-          <w:shd w:val="clear" w:fill="EEEEEE"/>
-        </w:rPr>
-        <w:t>if/otherwise</w:t>
-      </w:r>
-      <w:r>
-        <w:t xml:space="preserve"> and </w:t>
-      </w:r>
-      <w:r>
-        <w:rPr>
-          <w:rFonts w:ascii="Consolas" w:hAnsi="Consolas" w:cs="Consolas"/>
-          <w:sz w:val="21"/>
-          <w:shd w:val="clear" w:fill="EEEEEE"/>
-        </w:rPr>
-        <w:t>interact</w:t>
+        <w:t>code that solves it</w:t>
       </w:r>
     </w:p>
     <w:p>
@@ -883,7 +495,7 @@
         <w:keepLines/>
       </w:pPr>
       <w:r>
-        <w:t>When you finish, come back here. Send a photo or video of the agent solving your maze, then explain what you did. Use these sentence starters — write 2 or 3 sentences.</w:t>
+        <w:t>Send a photo or video of the agent at the goal. Then write 2-3 sentences.</w:t>
       </w:r>
     </w:p>
     <w:p>
@@ -928,7 +540,7 @@
           <w:i/>
           <w:color w:val="444444"/>
         </w:rPr>
-        <w:t>The thing I am most proud of is …</w:t>
+        <w:t>I am proud of …</w:t>
       </w:r>
     </w:p>
     <w:p>
@@ -1061,7 +673,7 @@
           <w:color w:val="1A4D2E"/>
           <w:sz w:val="30"/>
         </w:rPr>
-        <w:t>5 · Record Your Walkthrough 🎥</w:t>
+        <w:t>5 · Video 🎥</w:t>
       </w:r>
     </w:p>
     <w:p>
@@ -1070,7 +682,7 @@
         <w:keepLines/>
       </w:pPr>
       <w:r>
-        <w:t xml:space="preserve">Take a video on your phone (or a parent's phone) while the agent runs your maze. Talk like you are teaching a friend. Try to use these words: </w:t>
+        <w:t xml:space="preserve">Film your phone while the agent runs. Use these words: </w:t>
       </w:r>
       <w:r>
         <w:rPr>
@@ -1117,7 +729,7 @@
         <w:ind w:left="864"/>
       </w:pPr>
       <w:r>
-        <w:t>1.  Show the maze, the start, the door, and the lever.</w:t>
+        <w:t>1.  Show the maze, door, and lever.</w:t>
       </w:r>
     </w:p>
     <w:p>
@@ -1128,7 +740,7 @@
         <w:ind w:left="864"/>
       </w:pPr>
       <w:r>
-        <w:t>2.  Run your code and follow the agent to the goal.</w:t>
+        <w:t>2.  Run your code to the goal.</w:t>
       </w:r>
     </w:p>
     <w:p>
@@ -1139,22 +751,7 @@
         <w:ind w:left="864"/>
       </w:pPr>
       <w:r>
-        <w:t>3.  Say what you learned in this course.</w:t>
-      </w:r>
-    </w:p>
-    <w:p>
-      <w:pPr>
-        <w:keepNext/>
-        <w:keepLines/>
-      </w:pPr>
-      <w:r>
-        <w:rPr>
-          <w:b/>
-        </w:rPr>
-        <w:t>Write what you will say in your video.</w:t>
-      </w:r>
-      <w:r>
-        <w:t xml:space="preserve"> You can read from it while filming.</w:t>
+        <w:t>3.  Say what you learned.</w:t>
       </w:r>
     </w:p>
     <w:p>
@@ -1296,16 +893,7 @@
         <w:keepLines/>
       </w:pPr>
       <w:r>
-        <w:t xml:space="preserve">Send this worksheet + your walkthrough video to teacher on KakaoTalk. This is the </w:t>
-      </w:r>
-      <w:r>
-        <w:rPr>
-          <w:b/>
-        </w:rPr>
-        <w:t>last week</w:t>
-      </w:r>
-      <w:r>
-        <w:t xml:space="preserve"> of Maze Madness — congratulations!</w:t>
+        <w:t>Send this worksheet + your walkthrough video to teacher on KakaoTalk.</w:t>
       </w:r>
     </w:p>
     <w:sectPr>
